--- a/Tailored_CVs/Shinoy_Kadaster_Test_Lead.docx
+++ b/Tailored_CVs/Shinoy_Kadaster_Test_Lead.docx
@@ -70,7 +70,7 @@
           <w:b w:val="0"/>
           <w:sz w:val="19"/>
         </w:rPr>
-        <w:t>QA Automation Engineer with over eight years of experience building scalable test frameworks and guiding Agile teams. Experienced in setting up test strategies, coordinating test activities, and validating complex web applications and REST APIs. I bring hands-on expertise in Java, Robot-adjacent tooling, and CI/CD pipelines to help teams improve test coverage and drive quality initiatives.</w:t>
+        <w:t>QA Automation Engineer with over eight years of experience building scalable test frameworks and guiding Agile teams. Experienced in test strategy design, REST API validation, and collaborating closely with product management and developers. Currently based in the Netherlands with a valid EU residence permit, I am ready to contribute to the KLIC team at Kadaster.</w:t>
       </w:r>
     </w:p>
     <w:p>
@@ -288,7 +288,7 @@
           <w:b w:val="0"/>
           <w:sz w:val="18"/>
         </w:rPr>
-        <w:t>▸ Designed and maintained test automation frameworks using Java and modern tooling, boosting test execution efficiency and supporting regression testing for financial and public sector platforms.</w:t>
+        <w:t>▸ Designed and maintained scalable test automation frameworks using Java Selenium and Playwright TypeScript, boosting test execution efficiency by 20%.</w:t>
       </w:r>
     </w:p>
     <w:p>
@@ -301,7 +301,7 @@
           <w:b w:val="0"/>
           <w:sz w:val="18"/>
         </w:rPr>
-        <w:t>▸ Acted as a central point of contact for testrelated activities, collaborating closely with product owners, developers, and scrum teams to align testing strategies with business requirements.</w:t>
+        <w:t>▸ Participated actively in Agile Scrum ceremonies, collaborating with product owners and developers to translate business requirements into testing strategies.</w:t>
       </w:r>
     </w:p>
     <w:p>
@@ -314,7 +314,7 @@
           <w:b w:val="0"/>
           <w:sz w:val="18"/>
         </w:rPr>
-        <w:t>▸ Managed test environments, test data, and test bases while executing functional and integration testing for complex backend services and web viewers.</w:t>
+        <w:t>▸ Validated complex backend databases and REST APIs using Oracle SQL and RestAssured to ensure data integrity across credit risk and financial workflows.</w:t>
       </w:r>
     </w:p>
     <w:p>
@@ -327,7 +327,7 @@
           <w:b w:val="0"/>
           <w:sz w:val="18"/>
         </w:rPr>
-        <w:t>▸ Streamlined test script creation and deployment workflows by utilizing AI tools like Gemini Code Assist to speed up delivery cycles.</w:t>
+        <w:t>▸ Streamlined test generation and deployment processes by utilizing AI tools like Gemini Code Assist.</w:t>
       </w:r>
     </w:p>
     <w:p>

--- a/Tailored_CVs/Shinoy_Kadaster_Test_Lead.docx
+++ b/Tailored_CVs/Shinoy_Kadaster_Test_Lead.docx
@@ -70,7 +70,7 @@
           <w:b w:val="0"/>
           <w:sz w:val="19"/>
         </w:rPr>
-        <w:t>QA Automation Engineer with over eight years of experience building scalable test frameworks and guiding Agile teams. Experienced in test strategy design, REST API validation, and collaborating closely with product management and developers. Currently based in the Netherlands with a valid EU residence permit, I am ready to contribute to the KLIC team at Kadaster.</w:t>
+        <w:t>QA Automation Engineer with over eight years of experience building scalable test frameworks and guiding Agile teams. I bring hands-on expertise in Java, Selenium, and CI/CD pipelines, along with a focus on test-driven development. I hold a valid EU residence permit and am ready to contribute to the KLIC team.</w:t>
       </w:r>
     </w:p>
     <w:p>
@@ -288,7 +288,7 @@
           <w:b w:val="0"/>
           <w:sz w:val="18"/>
         </w:rPr>
-        <w:t>▸ Designed and maintained scalable test automation frameworks using Java Selenium and Playwright TypeScript, boosting test execution efficiency by 20%.</w:t>
+        <w:t>▸ Designed and maintained scalable automated test frameworks using Java Selenium and Playwright within microservices architectures.</w:t>
       </w:r>
     </w:p>
     <w:p>
@@ -301,7 +301,7 @@
           <w:b w:val="0"/>
           <w:sz w:val="18"/>
         </w:rPr>
-        <w:t>▸ Participated actively in Agile Scrum ceremonies, collaborating with product owners and developers to translate business requirements into testing strategies.</w:t>
+        <w:t>▸ Collaborated closely with product owners and crossfunctional Agile teams during standups, refinements, and planning sessions.</w:t>
       </w:r>
     </w:p>
     <w:p>
@@ -314,7 +314,7 @@
           <w:b w:val="0"/>
           <w:sz w:val="18"/>
         </w:rPr>
-        <w:t>▸ Validated complex backend databases and REST APIs using Oracle SQL and RestAssured to ensure data integrity across credit risk and financial workflows.</w:t>
+        <w:t>▸ Managed test data, test environments, and executed functional and regression testing for complex backend workflows.</w:t>
       </w:r>
     </w:p>
     <w:p>
@@ -327,7 +327,7 @@
           <w:b w:val="0"/>
           <w:sz w:val="18"/>
         </w:rPr>
-        <w:t>▸ Streamlined test generation and deployment processes by utilizing AI tools like Gemini Code Assist.</w:t>
+        <w:t>▸ Streamlined test generation scripts and deployment processes using Gemini Code Assist to improve execution efficiency.</w:t>
       </w:r>
     </w:p>
     <w:p>
